--- a/projets/projet 13/Autre/veille_metier.docx
+++ b/projets/projet 13/Autre/veille_metier.docx
@@ -118,7 +118,7 @@
           <w:sz w:val="22"/>
           <w:szCs w:val="22"/>
         </w:rPr>
-        <w:t>| Février 2026</w:t>
+        <w:t>| 2026</w:t>
       </w:r>
     </w:p>
     <w:p>
@@ -356,12 +356,6 @@
         <w:gridCol w:w="3238"/>
       </w:tblGrid>
       <w:tr>
-        <w:tblPrEx>
-          <w:tblCellMar>
-            <w:top w:w="0" w:type="dxa"/>
-            <w:bottom w:w="0" w:type="dxa"/>
-          </w:tblCellMar>
-        </w:tblPrEx>
         <w:tc>
           <w:tcPr>
             <w:tcW w:w="2800" w:type="dxa"/>
@@ -476,12 +470,6 @@
         </w:tc>
       </w:tr>
       <w:tr>
-        <w:tblPrEx>
-          <w:tblCellMar>
-            <w:top w:w="0" w:type="dxa"/>
-            <w:bottom w:w="0" w:type="dxa"/>
-          </w:tblCellMar>
-        </w:tblPrEx>
         <w:tc>
           <w:tcPr>
             <w:tcW w:w="2800" w:type="dxa"/>
@@ -588,12 +576,6 @@
         </w:tc>
       </w:tr>
       <w:tr>
-        <w:tblPrEx>
-          <w:tblCellMar>
-            <w:top w:w="0" w:type="dxa"/>
-            <w:bottom w:w="0" w:type="dxa"/>
-          </w:tblCellMar>
-        </w:tblPrEx>
         <w:tc>
           <w:tcPr>
             <w:tcW w:w="2800" w:type="dxa"/>
@@ -700,12 +682,6 @@
         </w:tc>
       </w:tr>
       <w:tr>
-        <w:tblPrEx>
-          <w:tblCellMar>
-            <w:top w:w="0" w:type="dxa"/>
-            <w:bottom w:w="0" w:type="dxa"/>
-          </w:tblCellMar>
-        </w:tblPrEx>
         <w:tc>
           <w:tcPr>
             <w:tcW w:w="2800" w:type="dxa"/>
@@ -846,12 +822,6 @@
         </w:tc>
       </w:tr>
       <w:tr>
-        <w:tblPrEx>
-          <w:tblCellMar>
-            <w:top w:w="0" w:type="dxa"/>
-            <w:bottom w:w="0" w:type="dxa"/>
-          </w:tblCellMar>
-        </w:tblPrEx>
         <w:tc>
           <w:tcPr>
             <w:tcW w:w="2800" w:type="dxa"/>
@@ -966,12 +936,6 @@
         </w:tc>
       </w:tr>
       <w:tr>
-        <w:tblPrEx>
-          <w:tblCellMar>
-            <w:top w:w="0" w:type="dxa"/>
-            <w:bottom w:w="0" w:type="dxa"/>
-          </w:tblCellMar>
-        </w:tblPrEx>
         <w:tc>
           <w:tcPr>
             <w:tcW w:w="2800" w:type="dxa"/>
@@ -1092,12 +1056,6 @@
         </w:tc>
       </w:tr>
       <w:tr>
-        <w:tblPrEx>
-          <w:tblCellMar>
-            <w:top w:w="0" w:type="dxa"/>
-            <w:bottom w:w="0" w:type="dxa"/>
-          </w:tblCellMar>
-        </w:tblPrEx>
         <w:tc>
           <w:tcPr>
             <w:tcW w:w="2800" w:type="dxa"/>
@@ -1565,12 +1523,6 @@
         <w:gridCol w:w="2638"/>
       </w:tblGrid>
       <w:tr>
-        <w:tblPrEx>
-          <w:tblCellMar>
-            <w:top w:w="0" w:type="dxa"/>
-            <w:bottom w:w="0" w:type="dxa"/>
-          </w:tblCellMar>
-        </w:tblPrEx>
         <w:tc>
           <w:tcPr>
             <w:tcW w:w="2000" w:type="dxa"/>
@@ -1685,12 +1637,6 @@
         </w:tc>
       </w:tr>
       <w:tr>
-        <w:tblPrEx>
-          <w:tblCellMar>
-            <w:top w:w="0" w:type="dxa"/>
-            <w:bottom w:w="0" w:type="dxa"/>
-          </w:tblCellMar>
-        </w:tblPrEx>
         <w:tc>
           <w:tcPr>
             <w:tcW w:w="2000" w:type="dxa"/>
@@ -1811,12 +1757,6 @@
         </w:tc>
       </w:tr>
       <w:tr>
-        <w:tblPrEx>
-          <w:tblCellMar>
-            <w:top w:w="0" w:type="dxa"/>
-            <w:bottom w:w="0" w:type="dxa"/>
-          </w:tblCellMar>
-        </w:tblPrEx>
         <w:tc>
           <w:tcPr>
             <w:tcW w:w="2000" w:type="dxa"/>
@@ -1937,12 +1877,6 @@
         </w:tc>
       </w:tr>
       <w:tr>
-        <w:tblPrEx>
-          <w:tblCellMar>
-            <w:top w:w="0" w:type="dxa"/>
-            <w:bottom w:w="0" w:type="dxa"/>
-          </w:tblCellMar>
-        </w:tblPrEx>
         <w:tc>
           <w:tcPr>
             <w:tcW w:w="2000" w:type="dxa"/>
@@ -2063,12 +1997,6 @@
         </w:tc>
       </w:tr>
       <w:tr>
-        <w:tblPrEx>
-          <w:tblCellMar>
-            <w:top w:w="0" w:type="dxa"/>
-            <w:bottom w:w="0" w:type="dxa"/>
-          </w:tblCellMar>
-        </w:tblPrEx>
         <w:tc>
           <w:tcPr>
             <w:tcW w:w="2000" w:type="dxa"/>
@@ -2185,12 +2113,6 @@
         </w:tc>
       </w:tr>
       <w:tr>
-        <w:tblPrEx>
-          <w:tblCellMar>
-            <w:top w:w="0" w:type="dxa"/>
-            <w:bottom w:w="0" w:type="dxa"/>
-          </w:tblCellMar>
-        </w:tblPrEx>
         <w:tc>
           <w:tcPr>
             <w:tcW w:w="2000" w:type="dxa"/>
@@ -2311,12 +2233,6 @@
         </w:tc>
       </w:tr>
       <w:tr>
-        <w:tblPrEx>
-          <w:tblCellMar>
-            <w:top w:w="0" w:type="dxa"/>
-            <w:bottom w:w="0" w:type="dxa"/>
-          </w:tblCellMar>
-        </w:tblPrEx>
         <w:tc>
           <w:tcPr>
             <w:tcW w:w="2000" w:type="dxa"/>
@@ -2721,12 +2637,6 @@
         <w:gridCol w:w="2638"/>
       </w:tblGrid>
       <w:tr>
-        <w:tblPrEx>
-          <w:tblCellMar>
-            <w:top w:w="0" w:type="dxa"/>
-            <w:bottom w:w="0" w:type="dxa"/>
-          </w:tblCellMar>
-        </w:tblPrEx>
         <w:tc>
           <w:tcPr>
             <w:tcW w:w="2000" w:type="dxa"/>
@@ -2841,12 +2751,6 @@
         </w:tc>
       </w:tr>
       <w:tr>
-        <w:tblPrEx>
-          <w:tblCellMar>
-            <w:top w:w="0" w:type="dxa"/>
-            <w:bottom w:w="0" w:type="dxa"/>
-          </w:tblCellMar>
-        </w:tblPrEx>
         <w:tc>
           <w:tcPr>
             <w:tcW w:w="2000" w:type="dxa"/>
@@ -2977,12 +2881,6 @@
         </w:tc>
       </w:tr>
       <w:tr>
-        <w:tblPrEx>
-          <w:tblCellMar>
-            <w:top w:w="0" w:type="dxa"/>
-            <w:bottom w:w="0" w:type="dxa"/>
-          </w:tblCellMar>
-        </w:tblPrEx>
         <w:tc>
           <w:tcPr>
             <w:tcW w:w="2000" w:type="dxa"/>
@@ -3113,12 +3011,6 @@
         </w:tc>
       </w:tr>
       <w:tr>
-        <w:tblPrEx>
-          <w:tblCellMar>
-            <w:top w:w="0" w:type="dxa"/>
-            <w:bottom w:w="0" w:type="dxa"/>
-          </w:tblCellMar>
-        </w:tblPrEx>
         <w:tc>
           <w:tcPr>
             <w:tcW w:w="2000" w:type="dxa"/>
@@ -3263,12 +3155,6 @@
         </w:tc>
       </w:tr>
       <w:tr>
-        <w:tblPrEx>
-          <w:tblCellMar>
-            <w:top w:w="0" w:type="dxa"/>
-            <w:bottom w:w="0" w:type="dxa"/>
-          </w:tblCellMar>
-        </w:tblPrEx>
         <w:tc>
           <w:tcPr>
             <w:tcW w:w="2000" w:type="dxa"/>
@@ -3413,12 +3299,6 @@
         </w:tc>
       </w:tr>
       <w:tr>
-        <w:tblPrEx>
-          <w:tblCellMar>
-            <w:top w:w="0" w:type="dxa"/>
-            <w:bottom w:w="0" w:type="dxa"/>
-          </w:tblCellMar>
-        </w:tblPrEx>
         <w:tc>
           <w:tcPr>
             <w:tcW w:w="2000" w:type="dxa"/>
@@ -3556,12 +3436,6 @@
         </w:tc>
       </w:tr>
       <w:tr>
-        <w:tblPrEx>
-          <w:tblCellMar>
-            <w:top w:w="0" w:type="dxa"/>
-            <w:bottom w:w="0" w:type="dxa"/>
-          </w:tblCellMar>
-        </w:tblPrEx>
         <w:tc>
           <w:tcPr>
             <w:tcW w:w="2000" w:type="dxa"/>
@@ -3842,12 +3716,6 @@
         <w:gridCol w:w="7138"/>
       </w:tblGrid>
       <w:tr>
-        <w:tblPrEx>
-          <w:tblCellMar>
-            <w:top w:w="0" w:type="dxa"/>
-            <w:bottom w:w="0" w:type="dxa"/>
-          </w:tblCellMar>
-        </w:tblPrEx>
         <w:tc>
           <w:tcPr>
             <w:tcW w:w="2500" w:type="dxa"/>
@@ -3906,12 +3774,6 @@
         </w:tc>
       </w:tr>
       <w:tr>
-        <w:tblPrEx>
-          <w:tblCellMar>
-            <w:top w:w="0" w:type="dxa"/>
-            <w:bottom w:w="0" w:type="dxa"/>
-          </w:tblCellMar>
-        </w:tblPrEx>
         <w:tc>
           <w:tcPr>
             <w:tcW w:w="2500" w:type="dxa"/>
@@ -3978,12 +3840,6 @@
         </w:tc>
       </w:tr>
       <w:tr>
-        <w:tblPrEx>
-          <w:tblCellMar>
-            <w:top w:w="0" w:type="dxa"/>
-            <w:bottom w:w="0" w:type="dxa"/>
-          </w:tblCellMar>
-        </w:tblPrEx>
         <w:tc>
           <w:tcPr>
             <w:tcW w:w="2500" w:type="dxa"/>
@@ -4050,12 +3906,6 @@
         </w:tc>
       </w:tr>
       <w:tr>
-        <w:tblPrEx>
-          <w:tblCellMar>
-            <w:top w:w="0" w:type="dxa"/>
-            <w:bottom w:w="0" w:type="dxa"/>
-          </w:tblCellMar>
-        </w:tblPrEx>
         <w:tc>
           <w:tcPr>
             <w:tcW w:w="2500" w:type="dxa"/>
@@ -4122,12 +3972,6 @@
         </w:tc>
       </w:tr>
       <w:tr>
-        <w:tblPrEx>
-          <w:tblCellMar>
-            <w:top w:w="0" w:type="dxa"/>
-            <w:bottom w:w="0" w:type="dxa"/>
-          </w:tblCellMar>
-        </w:tblPrEx>
         <w:tc>
           <w:tcPr>
             <w:tcW w:w="2500" w:type="dxa"/>
@@ -4236,12 +4080,6 @@
         </w:tc>
       </w:tr>
       <w:tr>
-        <w:tblPrEx>
-          <w:tblCellMar>
-            <w:top w:w="0" w:type="dxa"/>
-            <w:bottom w:w="0" w:type="dxa"/>
-          </w:tblCellMar>
-        </w:tblPrEx>
         <w:tc>
           <w:tcPr>
             <w:tcW w:w="2500" w:type="dxa"/>
@@ -4425,12 +4263,6 @@
         <w:gridCol w:w="7138"/>
       </w:tblGrid>
       <w:tr>
-        <w:tblPrEx>
-          <w:tblCellMar>
-            <w:top w:w="0" w:type="dxa"/>
-            <w:bottom w:w="0" w:type="dxa"/>
-          </w:tblCellMar>
-        </w:tblPrEx>
         <w:tc>
           <w:tcPr>
             <w:tcW w:w="2500" w:type="dxa"/>
@@ -4489,12 +4321,6 @@
         </w:tc>
       </w:tr>
       <w:tr>
-        <w:tblPrEx>
-          <w:tblCellMar>
-            <w:top w:w="0" w:type="dxa"/>
-            <w:bottom w:w="0" w:type="dxa"/>
-          </w:tblCellMar>
-        </w:tblPrEx>
         <w:tc>
           <w:tcPr>
             <w:tcW w:w="2500" w:type="dxa"/>
@@ -4549,12 +4375,6 @@
         </w:tc>
       </w:tr>
       <w:tr>
-        <w:tblPrEx>
-          <w:tblCellMar>
-            <w:top w:w="0" w:type="dxa"/>
-            <w:bottom w:w="0" w:type="dxa"/>
-          </w:tblCellMar>
-        </w:tblPrEx>
         <w:tc>
           <w:tcPr>
             <w:tcW w:w="2500" w:type="dxa"/>
@@ -4609,12 +4429,6 @@
         </w:tc>
       </w:tr>
       <w:tr>
-        <w:tblPrEx>
-          <w:tblCellMar>
-            <w:top w:w="0" w:type="dxa"/>
-            <w:bottom w:w="0" w:type="dxa"/>
-          </w:tblCellMar>
-        </w:tblPrEx>
         <w:tc>
           <w:tcPr>
             <w:tcW w:w="2500" w:type="dxa"/>
@@ -4705,12 +4519,6 @@
         </w:tc>
       </w:tr>
       <w:tr>
-        <w:tblPrEx>
-          <w:tblCellMar>
-            <w:top w:w="0" w:type="dxa"/>
-            <w:bottom w:w="0" w:type="dxa"/>
-          </w:tblCellMar>
-        </w:tblPrEx>
         <w:tc>
           <w:tcPr>
             <w:tcW w:w="2500" w:type="dxa"/>
@@ -4765,12 +4573,6 @@
         </w:tc>
       </w:tr>
       <w:tr>
-        <w:tblPrEx>
-          <w:tblCellMar>
-            <w:top w:w="0" w:type="dxa"/>
-            <w:bottom w:w="0" w:type="dxa"/>
-          </w:tblCellMar>
-        </w:tblPrEx>
         <w:tc>
           <w:tcPr>
             <w:tcW w:w="2500" w:type="dxa"/>
@@ -4825,12 +4627,6 @@
         </w:tc>
       </w:tr>
       <w:tr>
-        <w:tblPrEx>
-          <w:tblCellMar>
-            <w:top w:w="0" w:type="dxa"/>
-            <w:bottom w:w="0" w:type="dxa"/>
-          </w:tblCellMar>
-        </w:tblPrEx>
         <w:tc>
           <w:tcPr>
             <w:tcW w:w="2500" w:type="dxa"/>
@@ -4961,12 +4757,6 @@
         <w:gridCol w:w="7138"/>
       </w:tblGrid>
       <w:tr>
-        <w:tblPrEx>
-          <w:tblCellMar>
-            <w:top w:w="0" w:type="dxa"/>
-            <w:bottom w:w="0" w:type="dxa"/>
-          </w:tblCellMar>
-        </w:tblPrEx>
         <w:tc>
           <w:tcPr>
             <w:tcW w:w="2500" w:type="dxa"/>
@@ -5025,12 +4815,6 @@
         </w:tc>
       </w:tr>
       <w:tr>
-        <w:tblPrEx>
-          <w:tblCellMar>
-            <w:top w:w="0" w:type="dxa"/>
-            <w:bottom w:w="0" w:type="dxa"/>
-          </w:tblCellMar>
-        </w:tblPrEx>
         <w:tc>
           <w:tcPr>
             <w:tcW w:w="2500" w:type="dxa"/>
@@ -5093,12 +4877,6 @@
         </w:tc>
       </w:tr>
       <w:tr>
-        <w:tblPrEx>
-          <w:tblCellMar>
-            <w:top w:w="0" w:type="dxa"/>
-            <w:bottom w:w="0" w:type="dxa"/>
-          </w:tblCellMar>
-        </w:tblPrEx>
         <w:tc>
           <w:tcPr>
             <w:tcW w:w="2500" w:type="dxa"/>
@@ -5153,12 +4931,6 @@
         </w:tc>
       </w:tr>
       <w:tr>
-        <w:tblPrEx>
-          <w:tblCellMar>
-            <w:top w:w="0" w:type="dxa"/>
-            <w:bottom w:w="0" w:type="dxa"/>
-          </w:tblCellMar>
-        </w:tblPrEx>
         <w:tc>
           <w:tcPr>
             <w:tcW w:w="2500" w:type="dxa"/>
@@ -5213,12 +4985,6 @@
         </w:tc>
       </w:tr>
       <w:tr>
-        <w:tblPrEx>
-          <w:tblCellMar>
-            <w:top w:w="0" w:type="dxa"/>
-            <w:bottom w:w="0" w:type="dxa"/>
-          </w:tblCellMar>
-        </w:tblPrEx>
         <w:tc>
           <w:tcPr>
             <w:tcW w:w="2500" w:type="dxa"/>
@@ -5273,12 +5039,6 @@
         </w:tc>
       </w:tr>
       <w:tr>
-        <w:tblPrEx>
-          <w:tblCellMar>
-            <w:top w:w="0" w:type="dxa"/>
-            <w:bottom w:w="0" w:type="dxa"/>
-          </w:tblCellMar>
-        </w:tblPrEx>
         <w:tc>
           <w:tcPr>
             <w:tcW w:w="2500" w:type="dxa"/>
@@ -5333,12 +5093,6 @@
         </w:tc>
       </w:tr>
       <w:tr>
-        <w:tblPrEx>
-          <w:tblCellMar>
-            <w:top w:w="0" w:type="dxa"/>
-            <w:bottom w:w="0" w:type="dxa"/>
-          </w:tblCellMar>
-        </w:tblPrEx>
         <w:tc>
           <w:tcPr>
             <w:tcW w:w="2500" w:type="dxa"/>
@@ -6070,12 +5824,6 @@
         <w:gridCol w:w="3138"/>
       </w:tblGrid>
       <w:tr>
-        <w:tblPrEx>
-          <w:tblCellMar>
-            <w:top w:w="0" w:type="dxa"/>
-            <w:bottom w:w="0" w:type="dxa"/>
-          </w:tblCellMar>
-        </w:tblPrEx>
         <w:tc>
           <w:tcPr>
             <w:tcW w:w="2500" w:type="dxa"/>
@@ -6190,12 +5938,6 @@
         </w:tc>
       </w:tr>
       <w:tr>
-        <w:tblPrEx>
-          <w:tblCellMar>
-            <w:top w:w="0" w:type="dxa"/>
-            <w:bottom w:w="0" w:type="dxa"/>
-          </w:tblCellMar>
-        </w:tblPrEx>
         <w:tc>
           <w:tcPr>
             <w:tcW w:w="2500" w:type="dxa"/>
@@ -6352,12 +6094,6 @@
         </w:tc>
       </w:tr>
       <w:tr>
-        <w:tblPrEx>
-          <w:tblCellMar>
-            <w:top w:w="0" w:type="dxa"/>
-            <w:bottom w:w="0" w:type="dxa"/>
-          </w:tblCellMar>
-        </w:tblPrEx>
         <w:tc>
           <w:tcPr>
             <w:tcW w:w="2500" w:type="dxa"/>
@@ -6465,12 +6201,6 @@
         </w:tc>
       </w:tr>
       <w:tr>
-        <w:tblPrEx>
-          <w:tblCellMar>
-            <w:top w:w="0" w:type="dxa"/>
-            <w:bottom w:w="0" w:type="dxa"/>
-          </w:tblCellMar>
-        </w:tblPrEx>
         <w:tc>
           <w:tcPr>
             <w:tcW w:w="2500" w:type="dxa"/>
@@ -6607,12 +6337,6 @@
         </w:tc>
       </w:tr>
       <w:tr>
-        <w:tblPrEx>
-          <w:tblCellMar>
-            <w:top w:w="0" w:type="dxa"/>
-            <w:bottom w:w="0" w:type="dxa"/>
-          </w:tblCellMar>
-        </w:tblPrEx>
         <w:tc>
           <w:tcPr>
             <w:tcW w:w="2500" w:type="dxa"/>
@@ -6735,12 +6459,6 @@
         </w:tc>
       </w:tr>
       <w:tr>
-        <w:tblPrEx>
-          <w:tblCellMar>
-            <w:top w:w="0" w:type="dxa"/>
-            <w:bottom w:w="0" w:type="dxa"/>
-          </w:tblCellMar>
-        </w:tblPrEx>
         <w:tc>
           <w:tcPr>
             <w:tcW w:w="2500" w:type="dxa"/>
@@ -7614,23 +7332,7 @@
           <w:i/>
           <w:iCs/>
         </w:rPr>
-        <w:t>Lucien Nzeutom</w:t>
-      </w:r>
-      <w:r>
-        <w:rPr>
-          <w:rFonts w:ascii="Arial" w:eastAsia="Arial" w:hAnsi="Arial" w:cs="Arial"/>
-          <w:i/>
-          <w:iCs/>
-        </w:rPr>
-        <w:t xml:space="preserve"> le </w:t>
-      </w:r>
-      <w:r>
-        <w:rPr>
-          <w:rFonts w:ascii="Arial" w:eastAsia="Arial" w:hAnsi="Arial" w:cs="Arial"/>
-          <w:i/>
-          <w:iCs/>
-        </w:rPr>
-        <w:t>23/02/2026</w:t>
+        <w:t xml:space="preserve">Lucien Nzeutom </w:t>
       </w:r>
     </w:p>
     <w:p>
